--- a/Book2_Question_Bank/Essential_Histology_Question_Bank.docx
+++ b/Book2_Question_Bank/Essential_Histology_Question_Bank.docx
@@ -77,7 +77,7 @@
     </w:p>
     <w:p>
       <w:r>
-        <w:t>This bank contains **400 single-best-answer questions — 25 per chapter**, written against the learning objectives of the companion teaching text. Every item carries:</w:t>
+        <w:t>This bank contains **417 single-best-answer questions**, written against the learning objectives of the companion teaching text. Every item carries:</w:t>
       </w:r>
     </w:p>
     <w:p>
@@ -107,25 +107,25 @@
     </w:p>
     <w:p>
       <w:r>
-        <w:t>No question tests a fact that is not taught in the textbook. Distractors reproduce the specific confusions addressed by the textbook's "Do not confuse with" sections, so a wrong answer diagnoses a particular misunderstanding rather than merely recording a lost mark.</w:t>
-      </w:r>
-    </w:p>
-    <w:p>
-      <w:r>
-        <w:t>**Difficulty mix.** Easy items (99) check that a definition or decisive feature has been learned. Medium items (209) require application of a mechanism. Hard items (92) require integration across topics or discrimination between two closely related entities.</w:t>
-      </w:r>
-    </w:p>
-    <w:p>
-      <w:r>
-        <w:rPr>
-          <w:b/>
-        </w:rPr>
-        <w:t>**Answer-key balance.** Correct answers are distributed exactly evenly across options A, B, C and D (100 each), so that position gives no clue to the answer.</w:t>
-      </w:r>
-    </w:p>
-    <w:p>
-      <w:r>
-        <w:t>**A note on evolving science.** A few items address points where the classical textbook answer has been revised by newer evidence — for example the embryological origin of thyroid C cells, and the status of the 30-nm chromatin fibre. These are flagged in their explanations, which state both the current evidence and the older answer that some examinations still expect.</w:t>
+        <w:t>Every learning objective stated in the textbook is assessed by at least one item: there are **no orphan objectives**. No question tests a fact that is not taught in the textbook. Distractors reproduce the specific confusions addressed by the textbook's "Do not confuse with" sections, so a wrong answer diagnoses a particular misunderstanding rather than merely recording a lost mark.</w:t>
+      </w:r>
+    </w:p>
+    <w:p>
+      <w:r>
+        <w:t>**Difficulty mix.** Easy 104 · Medium 215 · Hard 98. Easy items check that a definition or decisive feature has been learned; Medium items require application of a mechanism; Hard items require integration across topics or discrimination between two closely related entities.</w:t>
+      </w:r>
+    </w:p>
+    <w:p>
+      <w:r>
+        <w:rPr>
+          <w:b/>
+        </w:rPr>
+        <w:t>**Answer-key balance.** Correct answers are distributed evenly across options (A 105 · B 104 · C 104 · D 104), so position gives no clue to the answer.</w:t>
+      </w:r>
+    </w:p>
+    <w:p>
+      <w:r>
+        <w:t>**A note on evolving science.** A few items address points where the classical textbook answer has been revised by newer evidence — the embryological origin of thyroid C cells, the status of the 30-nm chromatin fibre, and serous demilunes. These are flagged in their explanations, which state both the current evidence and the older answer that some examinations still expect.</w:t>
       </w:r>
     </w:p>
     <w:p/>
@@ -1149,6 +1149,144 @@
         <w:t>**Why not:** B) Premature high power is the commonest student error. C, D) Come much later, if at all.</w:t>
       </w:r>
     </w:p>
+    <w:p>
+      <w:r>
+        <w:rPr>
+          <w:b/>
+        </w:rPr>
+        <w:t>**Q26.** Living tissue must be fixed before examination primarily because:</w:t>
+      </w:r>
+    </w:p>
+    <w:p>
+      <w:r>
+        <w:t>A) Autolytic enzymes released from lysosomes begin destroying cellular architecture within minutes of death</w:t>
+      </w:r>
+    </w:p>
+    <w:p>
+      <w:r>
+        <w:t>B) It is too soft to cut</w:t>
+      </w:r>
+    </w:p>
+    <w:p>
+      <w:r>
+        <w:t>C) It lacks colour</w:t>
+      </w:r>
+    </w:p>
+    <w:p>
+      <w:r>
+        <w:t>D) It is too thick for light to pass through</w:t>
+      </w:r>
+    </w:p>
+    <w:p>
+      <w:r>
+        <w:rPr>
+          <w:b/>
+        </w:rPr>
+        <w:t>**Answer: A** · **Difficulty:** Easy · **LO 1.1**</w:t>
+      </w:r>
+    </w:p>
+    <w:p>
+      <w:r>
+        <w:t>**Why A:** Fixation cross-links protein and arrests enzymatic self-digestion, preserving structure as it was in life.</w:t>
+      </w:r>
+    </w:p>
+    <w:p>
+      <w:r>
+        <w:t>**Why not:** B) Hardness is addressed by embedding. C) Addressed by staining. D) Addressed by sectioning. Each of these is a *later* step that would be pointless on already-autolysed tissue.</w:t>
+      </w:r>
+    </w:p>
+    <w:p>
+      <w:r>
+        <w:rPr>
+          <w:b/>
+        </w:rPr>
+        <w:t>**Q27.** A biopsy is processed by paraffin embedding and stained with H&amp;E. Compared with a frozen section of the same tissue, the paraffin section will:</w:t>
+      </w:r>
+    </w:p>
+    <w:p>
+      <w:r>
+        <w:t>A) Preserve lipid better</w:t>
+      </w:r>
+    </w:p>
+    <w:p>
+      <w:r>
+        <w:t>B) Give superior morphological detail but take hours and lose lipid</w:t>
+      </w:r>
+    </w:p>
+    <w:p>
+      <w:r>
+        <w:t>C) Be available within minutes</w:t>
+      </w:r>
+    </w:p>
+    <w:p>
+      <w:r>
+        <w:t>D) Preserve enzyme activity</w:t>
+      </w:r>
+    </w:p>
+    <w:p>
+      <w:r>
+        <w:rPr>
+          <w:b/>
+        </w:rPr>
+        <w:t>**Answer: B** · **Difficulty:** Medium · **LO 1.7**</w:t>
+      </w:r>
+    </w:p>
+    <w:p>
+      <w:r>
+        <w:t>**Why B:** Full processing gives thin, well-preserved sections but requires dehydration and clearing, which extract lipid, and takes hours to overnight.</w:t>
+      </w:r>
+    </w:p>
+    <w:p>
+      <w:r>
+        <w:t>**Why not:** A, D) Frozen sections preserve lipid and enzyme activity. C) That is the advantage of the frozen section.</w:t>
+      </w:r>
+    </w:p>
+    <w:p>
+      <w:r>
+        <w:rPr>
+          <w:b/>
+        </w:rPr>
+        <w:t>**Q28.** Under polarised light a Congo red-stained deposit glows apple-green. The correct interpretation is:</w:t>
+      </w:r>
+    </w:p>
+    <w:p>
+      <w:r>
+        <w:t>A) Glycogen is present</w:t>
+      </w:r>
+    </w:p>
+    <w:p>
+      <w:r>
+        <w:t>B) Iron is present</w:t>
+      </w:r>
+    </w:p>
+    <w:p>
+      <w:r>
+        <w:t>C) Amyloid is present, because its β-pleated sheet aligns the dye</w:t>
+      </w:r>
+    </w:p>
+    <w:p>
+      <w:r>
+        <w:t>D) Calcium is present</w:t>
+      </w:r>
+    </w:p>
+    <w:p>
+      <w:r>
+        <w:rPr>
+          <w:b/>
+        </w:rPr>
+        <w:t>**Answer: C** · **Difficulty:** Medium · **LO 1.8**</w:t>
+      </w:r>
+    </w:p>
+    <w:p>
+      <w:r>
+        <w:t>**Why C:** Birefringence arises from the ordered β-pleated sheet; the finding is the diagnostic criterion for amyloid.</w:t>
+      </w:r>
+    </w:p>
+    <w:p>
+      <w:r>
+        <w:t>**Why not:** A) PAS, magenta. B) Perls, blue. D) Alizarin red (or von Kossa indirectly).</w:t>
+      </w:r>
+    </w:p>
     <w:p/>
     <w:p>
       <w:r>
@@ -2080,6 +2218,52 @@
         <w:t>**Why not:** A, D) Not infectious. C) Glycogen is PAS-positive and extracted differently.</w:t>
       </w:r>
     </w:p>
+    <w:p>
+      <w:r>
+        <w:rPr>
+          <w:b/>
+        </w:rPr>
+        <w:t>**Q26.** Which stain-target pairing for a cytoplasmic structure is correct?</w:t>
+      </w:r>
+    </w:p>
+    <w:p>
+      <w:r>
+        <w:t>A) Oil Red O → glycogen</w:t>
+      </w:r>
+    </w:p>
+    <w:p>
+      <w:r>
+        <w:t>B) Congo red → mitochondria</w:t>
+      </w:r>
+    </w:p>
+    <w:p>
+      <w:r>
+        <w:t>C) Prussian blue → lipid</w:t>
+      </w:r>
+    </w:p>
+    <w:p>
+      <w:r>
+        <w:t>D) PAS → glycogen, with loss of staining after diastase</w:t>
+      </w:r>
+    </w:p>
+    <w:p>
+      <w:r>
+        <w:rPr>
+          <w:b/>
+        </w:rPr>
+        <w:t>**Answer: D** · **Difficulty:** Medium · **LO 2.6**</w:t>
+      </w:r>
+    </w:p>
+    <w:p>
+      <w:r>
+        <w:t>**Why D:** PAS detects the 1,2-glycol groups of carbohydrate; diastase sensitivity identifies the carbohydrate specifically as glycogen.</w:t>
+      </w:r>
+    </w:p>
+    <w:p>
+      <w:r>
+        <w:t>**Why not:** A) Oil Red O detects lipid and needs a frozen section. C) Prussian blue detects iron. B) Congo red detects amyloid.</w:t>
+      </w:r>
+    </w:p>
     <w:p/>
     <w:p>
       <w:r>
@@ -4738,6 +4922,175 @@
         <w:t>**Why not:** B) FBN1. C) Acquired vitamin deficiency with different features. D) Bone fragility predominates.</w:t>
       </w:r>
     </w:p>
+    <w:p>
+      <w:r>
+        <w:rPr>
+          <w:b/>
+        </w:rPr>
+        <w:t>**Q26.** The three structural components of connective tissue are:</w:t>
+      </w:r>
+    </w:p>
+    <w:p>
+      <w:r>
+        <w:t>A) Cells, fibres, and ground substance</w:t>
+      </w:r>
+    </w:p>
+    <w:p>
+      <w:r>
+        <w:t>B) Collagen, elastin, and reticulin</w:t>
+      </w:r>
+    </w:p>
+    <w:p>
+      <w:r>
+        <w:t>C) Epithelium, stroma, and vessels</w:t>
+      </w:r>
+    </w:p>
+    <w:p>
+      <w:r>
+        <w:t>D) Cells, vessels, and nerves</w:t>
+      </w:r>
+    </w:p>
+    <w:p>
+      <w:r>
+        <w:rPr>
+          <w:b/>
+        </w:rPr>
+        <w:t>**Answer: A** · **Difficulty:** Easy · **LO 5.1**</w:t>
+      </w:r>
+    </w:p>
+    <w:p>
+      <w:r>
+        <w:t>**Why A:** The defining feature of connective tissue is that the *matrix* (fibres plus ground substance), not the cells, is the functional element.</w:t>
+      </w:r>
+    </w:p>
+    <w:p>
+      <w:r>
+        <w:t>**Why not:** B) These are three fibre types, only one component. C) Describes organ architecture. D) Omits the matrix entirely.</w:t>
+      </w:r>
+    </w:p>
+    <w:p>
+      <w:r>
+        <w:rPr>
+          <w:b/>
+        </w:rPr>
+        <w:t>**Q27.** A section shows chondrocytes in lacunae within a homogeneous basophilic matrix containing no blood vessels, covered by a perichondrium. This is:</w:t>
+      </w:r>
+    </w:p>
+    <w:p>
+      <w:r>
+        <w:t>A) Bone  B) Hyaline cartilage  C) Dense regular connective tissue  D) Fibrocartilage</w:t>
+      </w:r>
+    </w:p>
+    <w:p>
+      <w:r>
+        <w:rPr>
+          <w:b/>
+        </w:rPr>
+        <w:t>**Answer: B** · **Difficulty:** Medium · **LO 5.7**</w:t>
+      </w:r>
+    </w:p>
+    <w:p>
+      <w:r>
+        <w:t>**Why B:** Avascularity, lacunae, a glassy basophilic matrix, and a perichondrium together identify hyaline cartilage.</w:t>
+      </w:r>
+    </w:p>
+    <w:p>
+      <w:r>
+        <w:t>**Why not:** A) Bone is vascular with lamellae and canaliculi. C) Tendon has no lacunae. D) Fibrocartilage has visible coarse type I collagen bundles and no perichondrium.</w:t>
+      </w:r>
+    </w:p>
+    <w:p>
+      <w:r>
+        <w:rPr>
+          <w:b/>
+        </w:rPr>
+        <w:t>**Q28.** Fibrocartilage is distinguished from hyaline cartilage by:</w:t>
+      </w:r>
+    </w:p>
+    <w:p>
+      <w:r>
+        <w:t>A) Having a perichondrium</w:t>
+      </w:r>
+    </w:p>
+    <w:p>
+      <w:r>
+        <w:t>B) Being more basophilic</w:t>
+      </w:r>
+    </w:p>
+    <w:p>
+      <w:r>
+        <w:t>C) Containing type I collagen in visible bundles and lacking a perichondrium</w:t>
+      </w:r>
+    </w:p>
+    <w:p>
+      <w:r>
+        <w:t>D) Being avascular</w:t>
+      </w:r>
+    </w:p>
+    <w:p>
+      <w:r>
+        <w:rPr>
+          <w:b/>
+        </w:rPr>
+        <w:t>**Answer: C** · **Difficulty:** Hard · **LO 5.7**</w:t>
+      </w:r>
+    </w:p>
+    <w:p>
+      <w:r>
+        <w:t>**Why C:** It is the transitional tissue at tendon-bone and ligament-bone junctions, and the only cartilage built on type I collagen.</w:t>
+      </w:r>
+    </w:p>
+    <w:p>
+      <w:r>
+        <w:t>**Why not:** A) It lacks one. B) It is more eosinophilic because of the collagen. D) Both are avascular, so this does not discriminate.</w:t>
+      </w:r>
+    </w:p>
+    <w:p>
+      <w:r>
+        <w:rPr>
+          <w:b/>
+        </w:rPr>
+        <w:t>**Q29.** PTH increases bone resorption by:</w:t>
+      </w:r>
+    </w:p>
+    <w:p>
+      <w:r>
+        <w:t>A) Binding receptors directly on osteoclasts</w:t>
+      </w:r>
+    </w:p>
+    <w:p>
+      <w:r>
+        <w:t>B) Stimulating osteocyte division</w:t>
+      </w:r>
+    </w:p>
+    <w:p>
+      <w:r>
+        <w:t>C) Inhibiting osteoprotegerin synthesis only</w:t>
+      </w:r>
+    </w:p>
+    <w:p>
+      <w:r>
+        <w:t>D) Acting on osteoblasts, which express RANKL to activate osteoclast precursors</w:t>
+      </w:r>
+    </w:p>
+    <w:p>
+      <w:r>
+        <w:rPr>
+          <w:b/>
+        </w:rPr>
+        <w:t>**Answer: D** · **Difficulty:** Hard · **LO 5.6**</w:t>
+      </w:r>
+    </w:p>
+    <w:p>
+      <w:r>
+        <w:t>**Why D:** Osteoclasts have **no PTH receptors**. Resorption is commanded by the bone-*forming* cell — the reason anti-RANKL therapy (denosumab) suppresses resorption.</w:t>
+      </w:r>
+    </w:p>
+    <w:p>
+      <w:r>
+        <w:t>**Why not:** A) The classic trap. C) Osteoprotegerin is a RANKL decoy, but this is not the principal mechanism. B) Osteocytes do not divide.</w:t>
+      </w:r>
+    </w:p>
     <w:p/>
     <w:p>
       <w:r>
@@ -5624,6 +5977,98 @@
         <w:t>**Why not:** A) Unilocular with peripheral nuclei. C) Attached to a follicle with a duct. D) Atypical lipoblasts.</w:t>
       </w:r>
     </w:p>
+    <w:p>
+      <w:r>
+        <w:rPr>
+          <w:b/>
+        </w:rPr>
+        <w:t>**Q26.** Beige (brite) adipocytes are best described as:</w:t>
+      </w:r>
+    </w:p>
+    <w:p>
+      <w:r>
+        <w:t>A) UCP1-capable cells arising within white depots in response to cold or β-adrenergic stimulation</w:t>
+      </w:r>
+    </w:p>
+    <w:p>
+      <w:r>
+        <w:t>B) Immature white adipocytes</w:t>
+      </w:r>
+    </w:p>
+    <w:p>
+      <w:r>
+        <w:t>C) Brown adipocytes that have lost UCP1</w:t>
+      </w:r>
+    </w:p>
+    <w:p>
+      <w:r>
+        <w:t>D) Macrophages containing lipid</w:t>
+      </w:r>
+    </w:p>
+    <w:p>
+      <w:r>
+        <w:rPr>
+          <w:b/>
+        </w:rPr>
+        <w:t>**Answer: A** · **Difficulty:** Medium · **LO 6.6**</w:t>
+      </w:r>
+    </w:p>
+    <w:p>
+      <w:r>
+        <w:t>**Why A:** "Browning" is an adaptive, inducible response and a current therapeutic target in obesity.</w:t>
+      </w:r>
+    </w:p>
+    <w:p>
+      <w:r>
+        <w:t>**Why not:** B) They are a distinct functional state, not an immature stage. C) The reverse. D) Those are foam cells.</w:t>
+      </w:r>
+    </w:p>
+    <w:p>
+      <w:r>
+        <w:rPr>
+          <w:b/>
+        </w:rPr>
+        <w:t>**Q27.** A soft-tissue mass contains cells with multiple cytoplasmic vacuoles that scallop and indent a hyperchromatic, irregular nucleus. The diagnosis is:</w:t>
+      </w:r>
+    </w:p>
+    <w:p>
+      <w:r>
+        <w:t>A) Lipoma</w:t>
+      </w:r>
+    </w:p>
+    <w:p>
+      <w:r>
+        <w:t>B) Liposarcoma, identified by lipoblasts</w:t>
+      </w:r>
+    </w:p>
+    <w:p>
+      <w:r>
+        <w:t>C) Normal brown fat</w:t>
+      </w:r>
+    </w:p>
+    <w:p>
+      <w:r>
+        <w:t>D) Hibernoma</w:t>
+      </w:r>
+    </w:p>
+    <w:p>
+      <w:r>
+        <w:rPr>
+          <w:b/>
+        </w:rPr>
+        <w:t>**Answer: B** · **Difficulty:** Hard · **LO 6.7**</w:t>
+      </w:r>
+    </w:p>
+    <w:p>
+      <w:r>
+        <w:t>**Why B:** The indented *atypical* nucleus is the decisive malignant feature; a normal adipocyte nucleus is smoothly compressed and bland.</w:t>
+      </w:r>
+    </w:p>
+    <w:p>
+      <w:r>
+        <w:t>**Why not:** A) Composed of mature bland adipocytes. C, D) Multivacuolated but with bland central round nuclei and no atypia.</w:t>
+      </w:r>
+    </w:p>
     <w:p/>
     <w:p>
       <w:r>
@@ -6435,7 +6880,7 @@
         <w:rPr>
           <w:b/>
         </w:rPr>
-        <w:t>**Answer: A** · **Difficulty:** Medium · **LO 7.7**</w:t>
+        <w:t>**Answer: A** · **Difficulty:** Medium · **LO 7.10**</w:t>
       </w:r>
     </w:p>
     <w:p>
@@ -6525,6 +6970,236 @@
         <w:t>**Why not:** A) Endothelial cells form them. B) Microglia. D) Choroid plexus.</w:t>
       </w:r>
     </w:p>
+    <w:p>
+      <w:r>
+        <w:rPr>
+          <w:b/>
+        </w:rPr>
+        <w:t>**Q26.** The arrangement of grey and white matter is:</w:t>
+      </w:r>
+    </w:p>
+    <w:p>
+      <w:r>
+        <w:t>A) Grey outside in both brain and spinal cord</w:t>
+      </w:r>
+    </w:p>
+    <w:p>
+      <w:r>
+        <w:t>B) Grey inside in both</w:t>
+      </w:r>
+    </w:p>
+    <w:p>
+      <w:r>
+        <w:t>C) Grey outside in the cerebrum and cerebellum, but inside in the spinal cord</w:t>
+      </w:r>
+    </w:p>
+    <w:p>
+      <w:r>
+        <w:t>D) Randomly distributed</w:t>
+      </w:r>
+    </w:p>
+    <w:p>
+      <w:r>
+        <w:rPr>
+          <w:b/>
+        </w:rPr>
+        <w:t>**Answer: C** · **Difficulty:** Easy · **LO 7.6**</w:t>
+      </w:r>
+    </w:p>
+    <w:p>
+      <w:r>
+        <w:t>**Why C:** Cortical grey lies superficially in brain; in the cord the grey forms a central butterfly surrounded by white funiculi. This inversion is the fastest orientation test on a CNS section.</w:t>
+      </w:r>
+    </w:p>
+    <w:p>
+      <w:r>
+        <w:t>**Why not:** A, B) Each is true of only one region. D) The arrangement is highly ordered.</w:t>
+      </w:r>
+    </w:p>
+    <w:p>
+      <w:r>
+        <w:rPr>
+          <w:b/>
+        </w:rPr>
+        <w:t>**Q27.** A section shows a single row of very large flask-shaped neurons between an outer pale layer and an inner densely nucleated layer. This is:</w:t>
+      </w:r>
+    </w:p>
+    <w:p>
+      <w:r>
+        <w:t>A) Cerebral cortex</w:t>
+      </w:r>
+    </w:p>
+    <w:p>
+      <w:r>
+        <w:t>B) Dorsal root ganglion</w:t>
+      </w:r>
+    </w:p>
+    <w:p>
+      <w:r>
+        <w:t>C) Spinal cord grey matter</w:t>
+      </w:r>
+    </w:p>
+    <w:p>
+      <w:r>
+        <w:t>D) Cerebellar cortex, with Purkinje cells</w:t>
+      </w:r>
+    </w:p>
+    <w:p>
+      <w:r>
+        <w:rPr>
+          <w:b/>
+        </w:rPr>
+        <w:t>**Answer: D** · **Difficulty:** Easy · **LO 7.7**</w:t>
+      </w:r>
+    </w:p>
+    <w:p>
+      <w:r>
+        <w:t>**Why D:** The single Purkinje cell row between molecular and granular layers is unique in the body.</w:t>
+      </w:r>
+    </w:p>
+    <w:p>
+      <w:r>
+        <w:t>**Why not:** A) Six indistinct layers with triangular pyramidal cells. C) Butterfly-shaped, no layering. B) Clustered round somata with satellite cells.</w:t>
+      </w:r>
+    </w:p>
+    <w:p>
+      <w:r>
+        <w:rPr>
+          <w:b/>
+        </w:rPr>
+        <w:t>**Q28.** Purkinje cells are notable because they:</w:t>
+      </w:r>
+    </w:p>
+    <w:p>
+      <w:r>
+        <w:t>A) Are the sole output of the cerebellar cortex and are inhibitory (GABAergic)</w:t>
+      </w:r>
+    </w:p>
+    <w:p>
+      <w:r>
+        <w:t>B) Are the only excitatory output of the cerebellar cortex</w:t>
+      </w:r>
+    </w:p>
+    <w:p>
+      <w:r>
+        <w:t>C) Receive no input</w:t>
+      </w:r>
+    </w:p>
+    <w:p>
+      <w:r>
+        <w:t>D) Lie in the granular layer</w:t>
+      </w:r>
+    </w:p>
+    <w:p>
+      <w:r>
+        <w:rPr>
+          <w:b/>
+        </w:rPr>
+        <w:t>**Answer: A** · **Difficulty:** Hard · **LO 7.7**</w:t>
+      </w:r>
+    </w:p>
+    <w:p>
+      <w:r>
+        <w:t>**Why A:** The entire cerebellar cortex computes onto one inhibitory output cell — a frequently examined point.</w:t>
+      </w:r>
+    </w:p>
+    <w:p>
+      <w:r>
+        <w:t>**Why not:** B) They are inhibitory, not excitatory. C) They receive parallel and climbing fibre input. D) They form their own layer.</w:t>
+      </w:r>
+    </w:p>
+    <w:p>
+      <w:r>
+        <w:rPr>
+          <w:b/>
+        </w:rPr>
+        <w:t>**Q29.** An epidural haematoma is lens-shaped and arterial, whereas a subdural haematoma is crescent-shaped and venous, because:</w:t>
+      </w:r>
+    </w:p>
+    <w:p>
+      <w:r>
+        <w:t>A) Blood clots differently in each space</w:t>
+      </w:r>
+    </w:p>
+    <w:p>
+      <w:r>
+        <w:t>B) Dura is adherent to bone, so arterial blood must strip it away, while subdural venous blood spreads freely</w:t>
+      </w:r>
+    </w:p>
+    <w:p>
+      <w:r>
+        <w:t>C) The arachnoid is impermeable</w:t>
+      </w:r>
+    </w:p>
+    <w:p>
+      <w:r>
+        <w:t>D) CSF dilutes subdural blood</w:t>
+      </w:r>
+    </w:p>
+    <w:p>
+      <w:r>
+        <w:rPr>
+          <w:b/>
+        </w:rPr>
+        <w:t>**Answer: B** · **Difficulty:** Hard · **LO 7.8**</w:t>
+      </w:r>
+    </w:p>
+    <w:p>
+      <w:r>
+        <w:t>**Why B:** The shape of each haemorrhage is a direct readout of meningeal anatomy and the vessel torn (middle meningeal artery versus bridging veins).</w:t>
+      </w:r>
+    </w:p>
+    <w:p>
+      <w:r>
+        <w:t>**Why not:** A) Clotting is the same. C, D) Neither determines the shape.</w:t>
+      </w:r>
+    </w:p>
+    <w:p>
+      <w:r>
+        <w:rPr>
+          <w:b/>
+        </w:rPr>
+        <w:t>**Q30.** A ganglion shows clustered round neuronal somata, each fully encircled by satellite cells, with no synapses present. This is:</w:t>
+      </w:r>
+    </w:p>
+    <w:p>
+      <w:r>
+        <w:t>A) An autonomic ganglion</w:t>
+      </w:r>
+    </w:p>
+    <w:p>
+      <w:r>
+        <w:t>B) The choroid plexus</w:t>
+      </w:r>
+    </w:p>
+    <w:p>
+      <w:r>
+        <w:t>C) A dorsal root ganglion</w:t>
+      </w:r>
+    </w:p>
+    <w:p>
+      <w:r>
+        <w:t>D) A Meissner plexus</w:t>
+      </w:r>
+    </w:p>
+    <w:p>
+      <w:r>
+        <w:rPr>
+          <w:b/>
+        </w:rPr>
+        <w:t>**Answer: C** · **Difficulty:** Medium · **LO 7.9**</w:t>
+      </w:r>
+    </w:p>
+    <w:p>
+      <w:r>
+        <w:t>**Why C:** Sensory information passes straight through a dorsal root ganglion, so no synapses occur there — the decisive difference from an autonomic ganglion.</w:t>
+      </w:r>
+    </w:p>
+    <w:p>
+      <w:r>
+        <w:t>**Why not:** A) Multipolar, scattered neurons *with* synapses and incomplete satellite rings. B) Cuboidal epithelium on vascular fronds. D) Enteric, within the gut wall.</w:t>
+      </w:r>
+    </w:p>
     <w:p/>
     <w:p>
       <w:r>
@@ -10099,6 +10774,52 @@
         <w:t>**Why not:** A) Encapsulated with sinuses. B) Central arterioles and red pulp. D) Hassall's corpuscles.</w:t>
       </w:r>
     </w:p>
+    <w:p>
+      <w:r>
+        <w:rPr>
+          <w:b/>
+        </w:rPr>
+        <w:t>**Q26.** Which correctly pairs a lymphoid organ with its class?</w:t>
+      </w:r>
+    </w:p>
+    <w:p>
+      <w:r>
+        <w:t>A) Thymus — secondary</w:t>
+      </w:r>
+    </w:p>
+    <w:p>
+      <w:r>
+        <w:t>B) Lymph node — primary</w:t>
+      </w:r>
+    </w:p>
+    <w:p>
+      <w:r>
+        <w:t>C) Spleen — primary</w:t>
+      </w:r>
+    </w:p>
+    <w:p>
+      <w:r>
+        <w:t>D) Bone marrow and thymus — primary; lymph node, spleen and MALT — secondary</w:t>
+      </w:r>
+    </w:p>
+    <w:p>
+      <w:r>
+        <w:rPr>
+          <w:b/>
+        </w:rPr>
+        <w:t>**Answer: D** · **Difficulty:** Easy · **LO 11.1**</w:t>
+      </w:r>
+    </w:p>
+    <w:p>
+      <w:r>
+        <w:t>**Why D:** Primary organs *generate and educate* lymphocytes without foreign antigen; secondary organs are where mature lymphocytes *meet antigen*, and only they contain germinal centres.</w:t>
+      </w:r>
+    </w:p>
+    <w:p>
+      <w:r>
+        <w:t>**Why not:** A, B, C all misassign an organ where antigen-driven activation occurs to the primary class.</w:t>
+      </w:r>
+    </w:p>
     <w:p/>
     <w:p>
       <w:r>
@@ -12832,6 +13553,52 @@
         <w:t>**Why not:** A, C, D reverse or deny the gradient.</w:t>
       </w:r>
     </w:p>
+    <w:p>
+      <w:r>
+        <w:rPr>
+          <w:b/>
+        </w:rPr>
+        <w:t>**Q26.** Which statement about pneumocytes is correct?</w:t>
+      </w:r>
+    </w:p>
+    <w:p>
+      <w:r>
+        <w:t>A) Type II cells are the more numerous (~60% of cells) but cover only ~5% of the surface</w:t>
+      </w:r>
+    </w:p>
+    <w:p>
+      <w:r>
+        <w:t>B) Type I cells are both the more numerous and cover more surface</w:t>
+      </w:r>
+    </w:p>
+    <w:p>
+      <w:r>
+        <w:t>C) Type II cells cover ~95% of the surface</w:t>
+      </w:r>
+    </w:p>
+    <w:p>
+      <w:r>
+        <w:t>D) Type I and type II are present in equal numbers and cover equal areas</w:t>
+      </w:r>
+    </w:p>
+    <w:p>
+      <w:r>
+        <w:rPr>
+          <w:b/>
+        </w:rPr>
+        <w:t>**Answer: A** · **Difficulty:** Hard · **LO 14.3**</w:t>
+      </w:r>
+    </w:p>
+    <w:p>
+      <w:r>
+        <w:t>**Why A:** Type I cells are ~40% of alveolar cells yet spread over ~95% of the surface because each is paper-thin; type II cells are ~60% of cells but compact and cuboidal, covering ~5%.</w:t>
+      </w:r>
+    </w:p>
+    <w:p>
+      <w:r>
+        <w:t>**Why not:** B) Type I cover more surface but are fewer. C) That is the type I figure. D) Neither number nor area is equal. Quoting only one of the two figures is what makes this a reliable trap.</w:t>
+      </w:r>
+    </w:p>
     <w:p/>
     <w:p>
       <w:r>
@@ -14777,12 +15544,12 @@
     </w:p>
     <w:p>
       <w:r>
-        <w:t>**Total: 400 questions across the 16 official chapters (25 per chapter).**</w:t>
-      </w:r>
-    </w:p>
-    <w:p>
-      <w:r>
-        <w:t>Every item is traceable to chapter → learning objective → answer → rationale → difficulty. Items were reviewed to remove over-specific molecular-pathology claims, to ensure each distractor is a plausible and instructive error, and to balance the answer key across all four options.</w:t>
+        <w:t>**Total: 417 questions across the 16 official chapters.**</w:t>
+      </w:r>
+    </w:p>
+    <w:p>
+      <w:r>
+        <w:t>Every item is traceable to chapter → learning objective → answer → rationale → difficulty, and every stated learning objective is assessed. Items were reviewed to remove over-specific molecular-pathology claims, to ensure each distractor is a plausible and instructive error, and to balance the answer key across all four options.</w:t>
       </w:r>
     </w:p>
     <w:sectPr>
